--- a/algebra/MASTER_DOCUMENT_Proven_Algebra.docx
+++ b/algebra/MASTER_DOCUMENT_Proven_Algebra.docx
@@ -67,25 +67,7 @@
           <w:sz w:val="20"/>
           <w:szCs w:val="20"/>
         </w:rPr>
-        <w:t>Barna Szőke &amp; Claude (</w:t>
-      </w:r>
-      <w:proofErr w:type="gramStart"/>
-      <w:r>
-        <w:rPr>
-          <w:color w:val="888888"/>
-          <w:sz w:val="20"/>
-          <w:szCs w:val="20"/>
-        </w:rPr>
-        <w:t>Anthropic)  •</w:t>
-      </w:r>
-      <w:proofErr w:type="gramEnd"/>
-      <w:r>
-        <w:rPr>
-          <w:color w:val="888888"/>
-          <w:sz w:val="20"/>
-          <w:szCs w:val="20"/>
-        </w:rPr>
-        <w:t xml:space="preserve">  March 2026</w:t>
+        <w:t>March 2026</w:t>
       </w:r>
     </w:p>
     <w:p>
@@ -122,7 +104,15 @@
         <w:spacing w:after="120" w:line="276" w:lineRule="auto"/>
       </w:pPr>
       <w:r>
-        <w:t>The grading group is G = Z₂ × Z₂, the Klein four-group. It is the smallest non-cyclic group. It has four elements: (0,0), (1,0), (0,1), (1,1). It has three non-trivial elements, each of order 2. The automorphism group is Aut(Z₂×Z₂) ≅ GL(</w:t>
+        <w:t xml:space="preserve">The grading group is G = Z₂ × Z₂, the Klein four-group. It is the smallest non-cyclic group. It has four elements: (0,0), (1,0), (0,1), (1,1). It has three non-trivial elements, each of order 2. The automorphism group is </w:t>
+      </w:r>
+      <w:proofErr w:type="spellStart"/>
+      <w:r>
+        <w:t>Aut</w:t>
+      </w:r>
+      <w:proofErr w:type="spellEnd"/>
+      <w:r>
+        <w:t>(Z₂×Z₂) ≅ GL(</w:t>
       </w:r>
       <w:proofErr w:type="gramStart"/>
       <w:r>
@@ -180,7 +170,18 @@
           <w:sz w:val="24"/>
           <w:szCs w:val="24"/>
         </w:rPr>
-        <w:t>φ₁(a</w:t>
+        <w:t>φ₁(</w:t>
+      </w:r>
+      <w:proofErr w:type="spellStart"/>
+      <w:r>
+        <w:rPr>
+          <w:rFonts w:ascii="Consolas" w:eastAsia="Consolas" w:hAnsi="Consolas" w:cs="Consolas"/>
+          <w:b/>
+          <w:bCs/>
+          <w:sz w:val="24"/>
+          <w:szCs w:val="24"/>
+        </w:rPr>
+        <w:t>a</w:t>
       </w:r>
       <w:proofErr w:type="gramStart"/>
       <w:r>
@@ -193,6 +194,7 @@
         </w:rPr>
         <w:t>₁,a</w:t>
       </w:r>
+      <w:proofErr w:type="spellEnd"/>
       <w:proofErr w:type="gramEnd"/>
       <w:r>
         <w:rPr>
@@ -224,7 +226,18 @@
           <w:sz w:val="24"/>
           <w:szCs w:val="24"/>
         </w:rPr>
-        <w:t>₂(a</w:t>
+        <w:t>₂(</w:t>
+      </w:r>
+      <w:proofErr w:type="spellStart"/>
+      <w:r>
+        <w:rPr>
+          <w:rFonts w:ascii="Consolas" w:eastAsia="Consolas" w:hAnsi="Consolas" w:cs="Consolas"/>
+          <w:b/>
+          <w:bCs/>
+          <w:sz w:val="24"/>
+          <w:szCs w:val="24"/>
+        </w:rPr>
+        <w:t>a</w:t>
       </w:r>
       <w:proofErr w:type="gramStart"/>
       <w:r>
@@ -237,6 +250,7 @@
         </w:rPr>
         <w:t>₁,a</w:t>
       </w:r>
+      <w:proofErr w:type="spellEnd"/>
       <w:proofErr w:type="gramEnd"/>
       <w:r>
         <w:rPr>
@@ -268,7 +282,18 @@
           <w:sz w:val="24"/>
           <w:szCs w:val="24"/>
         </w:rPr>
-        <w:t>₃(a</w:t>
+        <w:t>₃(</w:t>
+      </w:r>
+      <w:proofErr w:type="spellStart"/>
+      <w:r>
+        <w:rPr>
+          <w:rFonts w:ascii="Consolas" w:eastAsia="Consolas" w:hAnsi="Consolas" w:cs="Consolas"/>
+          <w:b/>
+          <w:bCs/>
+          <w:sz w:val="24"/>
+          <w:szCs w:val="24"/>
+        </w:rPr>
+        <w:t>a</w:t>
       </w:r>
       <w:proofErr w:type="gramStart"/>
       <w:r>
@@ -281,6 +306,7 @@
         </w:rPr>
         <w:t>₁,a</w:t>
       </w:r>
+      <w:proofErr w:type="spellEnd"/>
       <w:proofErr w:type="gramEnd"/>
       <w:r>
         <w:rPr>
@@ -298,7 +324,15 @@
         <w:spacing w:after="120" w:line="276" w:lineRule="auto"/>
       </w:pPr>
       <w:r>
-        <w:t>They satisfy φ₁ + φ₂ + φ₃ = 0 over F₂. Each surjection has a kernel of order 2: ker(φ₁) = {(0,0</w:t>
+        <w:t xml:space="preserve">They satisfy φ₁ + φ₂ + φ₃ = 0 over F₂. Each surjection has a kernel of order 2: </w:t>
+      </w:r>
+      <w:proofErr w:type="spellStart"/>
+      <w:r>
+        <w:t>ker</w:t>
+      </w:r>
+      <w:proofErr w:type="spellEnd"/>
+      <w:r>
+        <w:t>(φ₁) = {(0,0</w:t>
       </w:r>
       <w:proofErr w:type="gramStart"/>
       <w:r>
@@ -306,7 +340,15 @@
       </w:r>
       <w:proofErr w:type="gramEnd"/>
       <w:r>
-        <w:t>0,1)}, ker(φ₂) = {(0,0</w:t>
+        <w:t xml:space="preserve">0,1)}, </w:t>
+      </w:r>
+      <w:proofErr w:type="spellStart"/>
+      <w:r>
+        <w:t>ker</w:t>
+      </w:r>
+      <w:proofErr w:type="spellEnd"/>
+      <w:r>
+        <w:t>(φ₂) = {(0,0</w:t>
       </w:r>
       <w:proofErr w:type="gramStart"/>
       <w:r>
@@ -314,7 +356,15 @@
       </w:r>
       <w:proofErr w:type="gramEnd"/>
       <w:r>
-        <w:t>1,0)}, ker(φ₃) = {(0,0</w:t>
+        <w:t xml:space="preserve">1,0)}, </w:t>
+      </w:r>
+      <w:proofErr w:type="spellStart"/>
+      <w:r>
+        <w:t>ker</w:t>
+      </w:r>
+      <w:proofErr w:type="spellEnd"/>
+      <w:r>
+        <w:t>(φ₃) = {(0,0</w:t>
       </w:r>
       <w:proofErr w:type="gramStart"/>
       <w:r>
@@ -346,28 +396,50 @@
       </w:r>
       <w:proofErr w:type="gramEnd"/>
       <w:r>
-        <w:t xml:space="preserve"> → {±1} satisfying bilinearity and the symmetry condition β(</w:t>
-      </w:r>
+        <w:t xml:space="preserve"> → {±1} satisfying </w:t>
+      </w:r>
+      <w:proofErr w:type="spellStart"/>
+      <w:r>
+        <w:t>bilinearity</w:t>
+      </w:r>
+      <w:proofErr w:type="spellEnd"/>
+      <w:r>
+        <w:t xml:space="preserve"> and the symmetry condition β(</w:t>
+      </w:r>
+      <w:proofErr w:type="spellStart"/>
       <w:proofErr w:type="gramStart"/>
       <w:r>
         <w:t>a,b</w:t>
       </w:r>
+      <w:proofErr w:type="spellEnd"/>
       <w:proofErr w:type="gramEnd"/>
       <w:r>
         <w:t>)β(</w:t>
       </w:r>
+      <w:proofErr w:type="spellStart"/>
       <w:proofErr w:type="gramStart"/>
       <w:r>
         <w:t>b,a</w:t>
       </w:r>
-      <w:proofErr w:type="gramEnd"/>
-      <w:r>
-        <w:t>) = 1. There are exactly 8 antisymmetric bicharacters, parameterized by 2×2 matrices M over F₂ via β(</w:t>
-      </w:r>
+      <w:proofErr w:type="spellEnd"/>
+      <w:proofErr w:type="gramEnd"/>
+      <w:r>
+        <w:t xml:space="preserve">) = 1. There are exactly 8 antisymmetric bicharacters, parameterized by 2×2 matrices </w:t>
+      </w:r>
+      <w:proofErr w:type="spellStart"/>
+      <w:r>
+        <w:t>M over</w:t>
+      </w:r>
+      <w:proofErr w:type="spellEnd"/>
+      <w:r>
+        <w:t xml:space="preserve"> F₂ via β(</w:t>
+      </w:r>
+      <w:proofErr w:type="spellStart"/>
       <w:proofErr w:type="gramStart"/>
       <w:r>
         <w:t>a,b</w:t>
       </w:r>
+      <w:proofErr w:type="spellEnd"/>
       <w:proofErr w:type="gramEnd"/>
       <w:r>
         <w:t>) = (-</w:t>
@@ -378,7 +450,15 @@
       </w:r>
       <w:proofErr w:type="gramEnd"/>
       <w:r>
-        <w:t>{aᵀMb}. Under the GL(</w:t>
+        <w:t>{</w:t>
+      </w:r>
+      <w:proofErr w:type="spellStart"/>
+      <w:r>
+        <w:t>aᵀMb</w:t>
+      </w:r>
+      <w:proofErr w:type="spellEnd"/>
+      <w:r>
+        <w:t>}. Under the GL(</w:t>
       </w:r>
       <w:proofErr w:type="gramStart"/>
       <w:r>
@@ -411,18 +491,22 @@
       <w:r>
         <w:t>0,0]]. All sectors commute. Standard Clifford algebra. Realizes Pin(</w:t>
       </w:r>
+      <w:proofErr w:type="spellStart"/>
       <w:proofErr w:type="gramStart"/>
       <w:r>
         <w:t>p,q</w:t>
       </w:r>
+      <w:proofErr w:type="spellEnd"/>
       <w:proofErr w:type="gramEnd"/>
       <w:r>
         <w:t>) and Pin(</w:t>
       </w:r>
+      <w:proofErr w:type="spellStart"/>
       <w:proofErr w:type="gramStart"/>
       <w:r>
         <w:t>q,p</w:t>
       </w:r>
+      <w:proofErr w:type="spellEnd"/>
       <w:proofErr w:type="gramEnd"/>
       <w:r>
         <w:t>). The Third Cover is EXCLUDED.</w:t>
@@ -739,7 +823,15 @@
         <w:spacing w:after="120" w:line="276" w:lineRule="auto"/>
       </w:pPr>
       <w:r>
-        <w:t>Four square classes: sq=1 (8 elements), sq=[H] (8 elements), sq=[S₃] (8 elements), sq=[H]·[S₃] (8 elements). Each class has 8 elements, giving 4 obstruction classes corresponding to the 4 bordism theories (Unoriented, Spin, Third Cover, Pin⁻).</w:t>
+        <w:t xml:space="preserve">Four square classes: sq=1 (8 elements), sq=[H] (8 elements), sq=[S₃] (8 elements), sq=[H]·[S₃] (8 elements). Each class has 8 elements, giving 4 obstruction classes corresponding to the 4 </w:t>
+      </w:r>
+      <w:proofErr w:type="spellStart"/>
+      <w:r>
+        <w:t>bordism</w:t>
+      </w:r>
+      <w:proofErr w:type="spellEnd"/>
+      <w:r>
+        <w:t xml:space="preserve"> theories (Unoriented, Spin, Third Cover, Pin⁻).</w:t>
       </w:r>
     </w:p>
     <w:p>
@@ -881,7 +973,15 @@
       </w:r>
       <w:proofErr w:type="gramEnd"/>
       <w:r>
-        <w:t>1]]. This is the unique Jordan decomposition: ω = ε (semisimple) + P (nilpotent). P² = −2P over Z (verified by matrix multiplication). Eigenvalues of P: 0 on eigenvector (1,1), and −2 on eigenvector (</w:t>
+        <w:t>1]]. This is the unique Jordan decomposition: ω = ε (</w:t>
+      </w:r>
+      <w:proofErr w:type="spellStart"/>
+      <w:r>
+        <w:t>semisimple</w:t>
+      </w:r>
+      <w:proofErr w:type="spellEnd"/>
+      <w:r>
+        <w:t>) + P (nilpotent). P² = −2P over Z (verified by matrix multiplication). Eigenvalues of P: 0 on eigenvector (1,1), and −2 on eigenvector (</w:t>
       </w:r>
       <w:proofErr w:type="gramStart"/>
       <w:r>
@@ -899,10 +999,12 @@
       <w:r>
         <w:t>The quadratic form Q(a) = ε(</w:t>
       </w:r>
+      <w:proofErr w:type="spellStart"/>
       <w:proofErr w:type="gramStart"/>
       <w:r>
         <w:t>a,a</w:t>
       </w:r>
+      <w:proofErr w:type="spellEnd"/>
       <w:proofErr w:type="gramEnd"/>
       <w:r>
         <w:t xml:space="preserve">) = a₁ + a₂ = φ₃(a) over F₂. Isotropic </w:t>
@@ -945,7 +1047,15 @@
         <w:spacing w:after="120" w:line="276" w:lineRule="auto"/>
       </w:pPr>
       <w:r>
-        <w:t>Note: ω is the Orbit III bicharacter (the exotic S₃-invariant one) restricted to the bilinear form level. It is simultaneously the symplectic form on F₂² and the intersection form on H</w:t>
+        <w:t xml:space="preserve">Note: ω is the Orbit III bicharacter (the exotic S₃-invariant one) restricted to the bilinear form level. It is simultaneously the </w:t>
+      </w:r>
+      <w:proofErr w:type="spellStart"/>
+      <w:r>
+        <w:t>symplectic</w:t>
+      </w:r>
+      <w:proofErr w:type="spellEnd"/>
+      <w:r>
+        <w:t xml:space="preserve"> form on F₂² and the intersection form on H</w:t>
       </w:r>
       <w:proofErr w:type="gramStart"/>
       <w:r>
@@ -989,10 +1099,12 @@
       <w:r>
         <w:t>The (</w:t>
       </w:r>
+      <w:proofErr w:type="spellStart"/>
       <w:proofErr w:type="gramStart"/>
       <w:r>
         <w:t>ε,ω</w:t>
       </w:r>
+      <w:proofErr w:type="spellEnd"/>
       <w:proofErr w:type="gramEnd"/>
       <w:r>
         <w:t xml:space="preserve">) code evaluated on all 16 pairs of </w:t>
@@ -1175,7 +1287,31 @@
         <w:spacing w:after="120" w:line="276" w:lineRule="auto"/>
       </w:pPr>
       <w:r>
-        <w:t>Three Boolean projectors partition the non-dead interactions: f₁ = ε∧ω̄ (2 instances, self-pairings), f₂ = ω∧ε̄ (2 instances, Cliffordian cross-pairings), f₃ = ε∧ω (4 instances, Thug cross-pairings). Total non-dead: 2+2+4 = 8 out of 9.</w:t>
+        <w:t xml:space="preserve">Three Boolean projectors partition the non-dead interactions: f₁ = </w:t>
+      </w:r>
+      <w:proofErr w:type="spellStart"/>
+      <w:r>
+        <w:t>ε∧ω</w:t>
+      </w:r>
+      <w:proofErr w:type="spellEnd"/>
+      <w:r>
+        <w:t xml:space="preserve">̄ (2 instances, self-pairings), f₂ = </w:t>
+      </w:r>
+      <w:proofErr w:type="spellStart"/>
+      <w:r>
+        <w:t>ω∧ε</w:t>
+      </w:r>
+      <w:proofErr w:type="spellEnd"/>
+      <w:r>
+        <w:t xml:space="preserve">̄ (2 instances, Cliffordian cross-pairings), f₃ = </w:t>
+      </w:r>
+      <w:proofErr w:type="spellStart"/>
+      <w:r>
+        <w:t>ε∧ω</w:t>
+      </w:r>
+      <w:proofErr w:type="spellEnd"/>
+      <w:r>
+        <w:t xml:space="preserve"> (4 instances, Thug cross-pairings). Total non-dead: 2+2+4 = 8 out of 9.</w:t>
       </w:r>
     </w:p>
     <w:p>
@@ -1229,12 +1365,22 @@
         <w:spacing w:after="120" w:line="276" w:lineRule="auto"/>
       </w:pPr>
       <w:r>
-        <w:t>The edge criterion among non-zero vertices: two vertices are connected iff P(</w:t>
-      </w:r>
+        <w:t xml:space="preserve">The edge criterion among non-zero vertices: two vertices are connected </w:t>
+      </w:r>
+      <w:proofErr w:type="spellStart"/>
+      <w:r>
+        <w:t>iff</w:t>
+      </w:r>
+      <w:proofErr w:type="spellEnd"/>
+      <w:r>
+        <w:t xml:space="preserve"> P(</w:t>
+      </w:r>
+      <w:proofErr w:type="spellStart"/>
       <w:proofErr w:type="gramStart"/>
       <w:r>
         <w:t>a,b</w:t>
       </w:r>
+      <w:proofErr w:type="spellEnd"/>
       <w:proofErr w:type="gramEnd"/>
       <w:r>
         <w:t>) = φ₃(a)·φ₃(b) = 0, i.e., at least one of them is isotropic (Q = 0). The missing edge connects the two non-isotropic vertices.</w:t>
@@ -1289,6 +1435,7 @@
         </w:rPr>
         <w:t>T(</w:t>
       </w:r>
+      <w:proofErr w:type="spellStart"/>
       <w:proofErr w:type="gramStart"/>
       <w:r>
         <w:rPr>
@@ -1300,6 +1447,7 @@
         </w:rPr>
         <w:t>x,y</w:t>
       </w:r>
+      <w:proofErr w:type="spellEnd"/>
       <w:proofErr w:type="gramEnd"/>
       <w:r>
         <w:rPr>
@@ -1333,7 +1481,18 @@
           <w:sz w:val="24"/>
           <w:szCs w:val="24"/>
         </w:rPr>
-        <w:t>T(k</w:t>
+        <w:t>T(</w:t>
+      </w:r>
+      <w:proofErr w:type="spellStart"/>
+      <w:r>
+        <w:rPr>
+          <w:rFonts w:ascii="Consolas" w:eastAsia="Consolas" w:hAnsi="Consolas" w:cs="Consolas"/>
+          <w:b/>
+          <w:bCs/>
+          <w:sz w:val="24"/>
+          <w:szCs w:val="24"/>
+        </w:rPr>
+        <w:t>k</w:t>
       </w:r>
       <w:proofErr w:type="gramStart"/>
       <w:r>
@@ -1346,6 +1505,7 @@
         </w:rPr>
         <w:t>₁,k</w:t>
       </w:r>
+      <w:proofErr w:type="spellEnd"/>
       <w:proofErr w:type="gramEnd"/>
       <w:r>
         <w:rPr>
@@ -1384,7 +1544,18 @@
           <w:sz w:val="24"/>
           <w:szCs w:val="24"/>
         </w:rPr>
-        <w:t>T(k</w:t>
+        <w:t>T(</w:t>
+      </w:r>
+      <w:proofErr w:type="spellStart"/>
+      <w:r>
+        <w:rPr>
+          <w:rFonts w:ascii="Consolas" w:eastAsia="Consolas" w:hAnsi="Consolas" w:cs="Consolas"/>
+          <w:b/>
+          <w:bCs/>
+          <w:sz w:val="24"/>
+          <w:szCs w:val="24"/>
+        </w:rPr>
+        <w:t>k</w:t>
       </w:r>
       <w:proofErr w:type="gramStart"/>
       <w:r>
@@ -1397,6 +1568,7 @@
         </w:rPr>
         <w:t>₁,k</w:t>
       </w:r>
+      <w:proofErr w:type="spellEnd"/>
       <w:proofErr w:type="gramEnd"/>
       <w:r>
         <w:rPr>
@@ -1468,12 +1640,17 @@
       </w:r>
       <w:proofErr w:type="gramEnd"/>
       <w:r>
-        <w:t xml:space="preserve"> (total edge subsets). Three-wall reconstruction: T(k</w:t>
+        <w:t xml:space="preserve"> (total edge subsets). Three-wall reconstruction: T(</w:t>
+      </w:r>
+      <w:proofErr w:type="spellStart"/>
+      <w:r>
+        <w:t>k</w:t>
       </w:r>
       <w:proofErr w:type="gramStart"/>
       <w:r>
         <w:t>₁,k</w:t>
       </w:r>
+      <w:proofErr w:type="spellEnd"/>
       <w:proofErr w:type="gramEnd"/>
       <w:r>
         <w:t>₂) = T(k₁,0) + T(</w:t>
@@ -1872,7 +2049,31 @@
         <w:spacing w:after="120" w:line="276" w:lineRule="auto"/>
       </w:pPr>
       <w:r>
-        <w:t>Cycle rank: m − n + c = 5 − 4 + 1 = 2. Two independent cycles. The two minimal cycles are the triangles {v₀v₁v₃} and {v₀v₂v₃}, sharing the edge v₀v₃ (the zero-to-Thug connection).</w:t>
+        <w:t>Cycle rank: m − n + c = 5 − 4 + 1 = 2. Two independent cycles. The two minimal cycles are the triangles {</w:t>
+      </w:r>
+      <w:proofErr w:type="spellStart"/>
+      <w:r>
+        <w:t>v₀v₁v</w:t>
+      </w:r>
+      <w:proofErr w:type="spellEnd"/>
+      <w:r>
+        <w:t>₃} and {</w:t>
+      </w:r>
+      <w:proofErr w:type="spellStart"/>
+      <w:r>
+        <w:t>v₀v₂v</w:t>
+      </w:r>
+      <w:proofErr w:type="spellEnd"/>
+      <w:r>
+        <w:t xml:space="preserve">₃}, sharing the edge </w:t>
+      </w:r>
+      <w:proofErr w:type="spellStart"/>
+      <w:r>
+        <w:t>v₀v</w:t>
+      </w:r>
+      <w:proofErr w:type="spellEnd"/>
+      <w:r>
+        <w:t>₃ (the zero-to-Thug connection).</w:t>
       </w:r>
     </w:p>
     <w:p>
@@ -1888,7 +2089,15 @@
         <w:spacing w:after="120" w:line="276" w:lineRule="auto"/>
       </w:pPr>
       <w:r>
-        <w:t>(F₂², ω) is isomorphic as a symplectic vector space to H</w:t>
+        <w:t xml:space="preserve">(F₂², ω) is isomorphic as a </w:t>
+      </w:r>
+      <w:proofErr w:type="spellStart"/>
+      <w:r>
+        <w:t>symplectic</w:t>
+      </w:r>
+      <w:proofErr w:type="spellEnd"/>
+      <w:r>
+        <w:t xml:space="preserve"> vector space to H</w:t>
       </w:r>
       <w:proofErr w:type="gramStart"/>
       <w:r>
@@ -1904,7 +2113,15 @@
         <w:spacing w:after="120" w:line="276" w:lineRule="auto"/>
       </w:pPr>
       <w:r>
-        <w:t>Among closed surfaces with first Betti number b₁ = 2: the torus (orientable, genus 1) and the Klein bottle (non-orientable) are the only candidates. The alternating (symplectic) property of ω excludes the Klein bottle (whose intersection form is symmetric, not alternating). EXCLUSION RESULT: if the underlying topology is a closed surface, it must be the torus.</w:t>
+        <w:t>Among closed surfaces with first Betti number b₁ = 2: the torus (orientable, genus 1) and the Klein bottle (non-orientable) are the only candidates. The alternating (</w:t>
+      </w:r>
+      <w:proofErr w:type="spellStart"/>
+      <w:r>
+        <w:t>symplectic</w:t>
+      </w:r>
+      <w:proofErr w:type="spellEnd"/>
+      <w:r>
+        <w:t>) property of ω excludes the Klein bottle (whose intersection form is symmetric, not alternating). EXCLUSION RESULT: if the underlying topology is a closed surface, it must be the torus.</w:t>
       </w:r>
     </w:p>
     <w:p>
@@ -1973,7 +2190,18 @@
           <w:sz w:val="24"/>
           <w:szCs w:val="24"/>
         </w:rPr>
-        <w:t>F(x</w:t>
+        <w:t>F(</w:t>
+      </w:r>
+      <w:proofErr w:type="spellStart"/>
+      <w:r>
+        <w:rPr>
+          <w:rFonts w:ascii="Consolas" w:eastAsia="Consolas" w:hAnsi="Consolas" w:cs="Consolas"/>
+          <w:b/>
+          <w:bCs/>
+          <w:sz w:val="24"/>
+          <w:szCs w:val="24"/>
+        </w:rPr>
+        <w:t>x</w:t>
       </w:r>
       <w:proofErr w:type="gramStart"/>
       <w:r>
@@ -1986,16 +2214,39 @@
         </w:rPr>
         <w:t>₁,x₂,d₁,d</w:t>
       </w:r>
-      <w:proofErr w:type="gramEnd"/>
-      <w:r>
-        <w:rPr>
-          <w:rFonts w:ascii="Consolas" w:eastAsia="Consolas" w:hAnsi="Consolas" w:cs="Consolas"/>
-          <w:b/>
-          <w:bCs/>
-          <w:sz w:val="24"/>
-          <w:szCs w:val="24"/>
-        </w:rPr>
-        <w:t>₂) = (x₁+x₂) + 2a · d₁d₂ · (1 + r · (x₁²+x₂²))</w:t>
+      <w:proofErr w:type="spellEnd"/>
+      <w:proofErr w:type="gramEnd"/>
+      <w:r>
+        <w:rPr>
+          <w:rFonts w:ascii="Consolas" w:eastAsia="Consolas" w:hAnsi="Consolas" w:cs="Consolas"/>
+          <w:b/>
+          <w:bCs/>
+          <w:sz w:val="24"/>
+          <w:szCs w:val="24"/>
+        </w:rPr>
+        <w:t xml:space="preserve">₂) = (x₁+x₂) + 2a · </w:t>
+      </w:r>
+      <w:proofErr w:type="spellStart"/>
+      <w:r>
+        <w:rPr>
+          <w:rFonts w:ascii="Consolas" w:eastAsia="Consolas" w:hAnsi="Consolas" w:cs="Consolas"/>
+          <w:b/>
+          <w:bCs/>
+          <w:sz w:val="24"/>
+          <w:szCs w:val="24"/>
+        </w:rPr>
+        <w:t>d₁d</w:t>
+      </w:r>
+      <w:proofErr w:type="spellEnd"/>
+      <w:r>
+        <w:rPr>
+          <w:rFonts w:ascii="Consolas" w:eastAsia="Consolas" w:hAnsi="Consolas" w:cs="Consolas"/>
+          <w:b/>
+          <w:bCs/>
+          <w:sz w:val="24"/>
+          <w:szCs w:val="24"/>
+        </w:rPr>
+        <w:t>₂ · (1 + r · (x₁²+x₂²))</w:t>
       </w:r>
     </w:p>
     <w:p>
@@ -2013,18 +2264,22 @@
       <w:r>
         <w:t xml:space="preserve"> r. The drift (x₁+x₂) is φ₃. The coupling 2d₁d₂ is |F₂|·ω(</w:t>
       </w:r>
+      <w:proofErr w:type="spellStart"/>
       <w:proofErr w:type="gramStart"/>
       <w:r>
         <w:t>d,d</w:t>
       </w:r>
+      <w:proofErr w:type="spellEnd"/>
       <w:proofErr w:type="gramEnd"/>
       <w:r>
         <w:t>). The modulation (x₁²+x₂²) is ε(</w:t>
       </w:r>
+      <w:proofErr w:type="spellStart"/>
       <w:proofErr w:type="gramStart"/>
       <w:r>
         <w:t>x,x</w:t>
       </w:r>
+      <w:proofErr w:type="spellEnd"/>
       <w:proofErr w:type="gramEnd"/>
       <w:r>
         <w:t>). The factor 2 = |F₂| = the King.</w:t>
@@ -2066,15 +2321,27 @@
         <w:spacing w:before="160" w:after="160"/>
         <w:jc w:val="center"/>
       </w:pPr>
-      <w:r>
-        <w:rPr>
-          <w:rFonts w:ascii="Consolas" w:eastAsia="Consolas" w:hAnsi="Consolas" w:cs="Consolas"/>
-          <w:b/>
-          <w:bCs/>
-          <w:sz w:val="24"/>
-          <w:szCs w:val="24"/>
-        </w:rPr>
-        <w:t>E·ψ = [T(k₁,</w:t>
+      <w:proofErr w:type="spellStart"/>
+      <w:r>
+        <w:rPr>
+          <w:rFonts w:ascii="Consolas" w:eastAsia="Consolas" w:hAnsi="Consolas" w:cs="Consolas"/>
+          <w:b/>
+          <w:bCs/>
+          <w:sz w:val="24"/>
+          <w:szCs w:val="24"/>
+        </w:rPr>
+        <w:t>E·ψ</w:t>
+      </w:r>
+      <w:proofErr w:type="spellEnd"/>
+      <w:r>
+        <w:rPr>
+          <w:rFonts w:ascii="Consolas" w:eastAsia="Consolas" w:hAnsi="Consolas" w:cs="Consolas"/>
+          <w:b/>
+          <w:bCs/>
+          <w:sz w:val="24"/>
+          <w:szCs w:val="24"/>
+        </w:rPr>
+        <w:t xml:space="preserve"> = [T(k₁,</w:t>
       </w:r>
       <w:proofErr w:type="gramStart"/>
       <w:r>
@@ -2087,16 +2354,28 @@
         </w:rPr>
         <w:t>0)·</w:t>
       </w:r>
-      <w:proofErr w:type="gramEnd"/>
-      <w:r>
-        <w:rPr>
-          <w:rFonts w:ascii="Consolas" w:eastAsia="Consolas" w:hAnsi="Consolas" w:cs="Consolas"/>
-          <w:b/>
-          <w:bCs/>
-          <w:sz w:val="24"/>
-          <w:szCs w:val="24"/>
-        </w:rPr>
-        <w:t>L⊗f₁ + T(</w:t>
+      <w:proofErr w:type="spellStart"/>
+      <w:proofErr w:type="gramEnd"/>
+      <w:r>
+        <w:rPr>
+          <w:rFonts w:ascii="Consolas" w:eastAsia="Consolas" w:hAnsi="Consolas" w:cs="Consolas"/>
+          <w:b/>
+          <w:bCs/>
+          <w:sz w:val="24"/>
+          <w:szCs w:val="24"/>
+        </w:rPr>
+        <w:t>L⊗f</w:t>
+      </w:r>
+      <w:proofErr w:type="spellEnd"/>
+      <w:r>
+        <w:rPr>
+          <w:rFonts w:ascii="Consolas" w:eastAsia="Consolas" w:hAnsi="Consolas" w:cs="Consolas"/>
+          <w:b/>
+          <w:bCs/>
+          <w:sz w:val="24"/>
+          <w:szCs w:val="24"/>
+        </w:rPr>
+        <w:t>₁ + T(</w:t>
       </w:r>
       <w:proofErr w:type="gramStart"/>
       <w:r>
@@ -2109,28 +2388,7 @@
         </w:rPr>
         <w:t>0,k₂)·</w:t>
       </w:r>
-      <w:proofErr w:type="gramEnd"/>
-      <w:r>
-        <w:rPr>
-          <w:rFonts w:ascii="Consolas" w:eastAsia="Consolas" w:hAnsi="Consolas" w:cs="Consolas"/>
-          <w:b/>
-          <w:bCs/>
-          <w:sz w:val="24"/>
-          <w:szCs w:val="24"/>
-        </w:rPr>
-        <w:t>L⊗f₂ + T(k</w:t>
-      </w:r>
-      <w:proofErr w:type="gramStart"/>
-      <w:r>
-        <w:rPr>
-          <w:rFonts w:ascii="Consolas" w:eastAsia="Consolas" w:hAnsi="Consolas" w:cs="Consolas"/>
-          <w:b/>
-          <w:bCs/>
-          <w:sz w:val="24"/>
-          <w:szCs w:val="24"/>
-        </w:rPr>
-        <w:t>₁,k₂)·</w:t>
-      </w:r>
+      <w:proofErr w:type="spellStart"/>
       <w:proofErr w:type="gramEnd"/>
       <w:r>
         <w:rPr>
@@ -2142,6 +2400,63 @@
         </w:rPr>
         <w:t>L⊗f</w:t>
       </w:r>
+      <w:proofErr w:type="spellEnd"/>
+      <w:r>
+        <w:rPr>
+          <w:rFonts w:ascii="Consolas" w:eastAsia="Consolas" w:hAnsi="Consolas" w:cs="Consolas"/>
+          <w:b/>
+          <w:bCs/>
+          <w:sz w:val="24"/>
+          <w:szCs w:val="24"/>
+        </w:rPr>
+        <w:t>₂ + T(</w:t>
+      </w:r>
+      <w:proofErr w:type="spellStart"/>
+      <w:r>
+        <w:rPr>
+          <w:rFonts w:ascii="Consolas" w:eastAsia="Consolas" w:hAnsi="Consolas" w:cs="Consolas"/>
+          <w:b/>
+          <w:bCs/>
+          <w:sz w:val="24"/>
+          <w:szCs w:val="24"/>
+        </w:rPr>
+        <w:t>k</w:t>
+      </w:r>
+      <w:proofErr w:type="gramStart"/>
+      <w:r>
+        <w:rPr>
+          <w:rFonts w:ascii="Consolas" w:eastAsia="Consolas" w:hAnsi="Consolas" w:cs="Consolas"/>
+          <w:b/>
+          <w:bCs/>
+          <w:sz w:val="24"/>
+          <w:szCs w:val="24"/>
+        </w:rPr>
+        <w:t>₁,k</w:t>
+      </w:r>
+      <w:proofErr w:type="spellEnd"/>
+      <w:r>
+        <w:rPr>
+          <w:rFonts w:ascii="Consolas" w:eastAsia="Consolas" w:hAnsi="Consolas" w:cs="Consolas"/>
+          <w:b/>
+          <w:bCs/>
+          <w:sz w:val="24"/>
+          <w:szCs w:val="24"/>
+        </w:rPr>
+        <w:t>₂)·</w:t>
+      </w:r>
+      <w:proofErr w:type="spellStart"/>
+      <w:proofErr w:type="gramEnd"/>
+      <w:r>
+        <w:rPr>
+          <w:rFonts w:ascii="Consolas" w:eastAsia="Consolas" w:hAnsi="Consolas" w:cs="Consolas"/>
+          <w:b/>
+          <w:bCs/>
+          <w:sz w:val="24"/>
+          <w:szCs w:val="24"/>
+        </w:rPr>
+        <w:t>L⊗f</w:t>
+      </w:r>
+      <w:proofErr w:type="spellEnd"/>
       <w:proofErr w:type="gramStart"/>
       <w:r>
         <w:rPr>
@@ -2201,11 +2516,19 @@
       </w:r>
       <w:proofErr w:type="gramEnd"/>
       <w:r>
-        <w:t>f₂, T(k</w:t>
-      </w:r>
-      <w:proofErr w:type="gramStart"/>
-      <w:r>
-        <w:t>₁,k₂)→</w:t>
+        <w:t>f₂, T(</w:t>
+      </w:r>
+      <w:proofErr w:type="spellStart"/>
+      <w:r>
+        <w:t>k</w:t>
+      </w:r>
+      <w:proofErr w:type="gramStart"/>
+      <w:r>
+        <w:t>₁,k</w:t>
+      </w:r>
+      <w:proofErr w:type="spellEnd"/>
+      <w:r>
+        <w:t>₂)→</w:t>
       </w:r>
       <w:proofErr w:type="gramEnd"/>
       <w:r>
@@ -2331,12 +2654,6 @@
         <w:gridCol w:w="1800"/>
       </w:tblGrid>
       <w:tr>
-        <w:tblPrEx>
-          <w:tblCellMar>
-            <w:top w:w="0" w:type="dxa"/>
-            <w:bottom w:w="0" w:type="dxa"/>
-          </w:tblCellMar>
-        </w:tblPrEx>
         <w:tc>
           <w:tcPr>
             <w:tcW w:w="1200" w:type="dxa"/>
@@ -2474,12 +2791,6 @@
         </w:tc>
       </w:tr>
       <w:tr>
-        <w:tblPrEx>
-          <w:tblCellMar>
-            <w:top w:w="0" w:type="dxa"/>
-            <w:bottom w:w="0" w:type="dxa"/>
-          </w:tblCellMar>
-        </w:tblPrEx>
         <w:tc>
           <w:tcPr>
             <w:tcW w:w="1200" w:type="dxa"/>
@@ -2569,12 +2880,6 @@
         </w:tc>
       </w:tr>
       <w:tr>
-        <w:tblPrEx>
-          <w:tblCellMar>
-            <w:top w:w="0" w:type="dxa"/>
-            <w:bottom w:w="0" w:type="dxa"/>
-          </w:tblCellMar>
-        </w:tblPrEx>
         <w:tc>
           <w:tcPr>
             <w:tcW w:w="1200" w:type="dxa"/>
@@ -2621,12 +2926,21 @@
             </w:tcMar>
           </w:tcPr>
           <w:p>
-            <w:r>
-              <w:rPr>
-                <w:sz w:val="20"/>
-                <w:szCs w:val="20"/>
-              </w:rPr>
-              <w:t>ε+ω+P = 0 over F₂, three bilinear forms</w:t>
+            <w:proofErr w:type="spellStart"/>
+            <w:r>
+              <w:rPr>
+                <w:sz w:val="20"/>
+                <w:szCs w:val="20"/>
+              </w:rPr>
+              <w:t>ε+ω+P</w:t>
+            </w:r>
+            <w:proofErr w:type="spellEnd"/>
+            <w:r>
+              <w:rPr>
+                <w:sz w:val="20"/>
+                <w:szCs w:val="20"/>
+              </w:rPr>
+              <w:t xml:space="preserve"> = 0 over F₂, three bilinear forms</w:t>
             </w:r>
           </w:p>
         </w:tc>
@@ -2664,12 +2978,6 @@
         </w:tc>
       </w:tr>
       <w:tr>
-        <w:tblPrEx>
-          <w:tblCellMar>
-            <w:top w:w="0" w:type="dxa"/>
-            <w:bottom w:w="0" w:type="dxa"/>
-          </w:tblCellMar>
-        </w:tblPrEx>
         <w:tc>
           <w:tcPr>
             <w:tcW w:w="1200" w:type="dxa"/>
@@ -2759,12 +3067,6 @@
         </w:tc>
       </w:tr>
       <w:tr>
-        <w:tblPrEx>
-          <w:tblCellMar>
-            <w:top w:w="0" w:type="dxa"/>
-            <w:bottom w:w="0" w:type="dxa"/>
-          </w:tblCellMar>
-        </w:tblPrEx>
         <w:tc>
           <w:tcPr>
             <w:tcW w:w="1200" w:type="dxa"/>
@@ -2854,12 +3156,6 @@
         </w:tc>
       </w:tr>
       <w:tr>
-        <w:tblPrEx>
-          <w:tblCellMar>
-            <w:top w:w="0" w:type="dxa"/>
-            <w:bottom w:w="0" w:type="dxa"/>
-          </w:tblCellMar>
-        </w:tblPrEx>
         <w:tc>
           <w:tcPr>
             <w:tcW w:w="1200" w:type="dxa"/>
@@ -2965,12 +3261,6 @@
         </w:tc>
       </w:tr>
       <w:tr>
-        <w:tblPrEx>
-          <w:tblCellMar>
-            <w:top w:w="0" w:type="dxa"/>
-            <w:bottom w:w="0" w:type="dxa"/>
-          </w:tblCellMar>
-        </w:tblPrEx>
         <w:tc>
           <w:tcPr>
             <w:tcW w:w="1200" w:type="dxa"/>
@@ -3022,7 +3312,15 @@
                 <w:sz w:val="20"/>
                 <w:szCs w:val="20"/>
               </w:rPr>
-              <w:t>Production ratio 1:1:2, three projectors f</w:t>
+              <w:t xml:space="preserve">Production ratio 1:1:2, three projectors </w:t>
+            </w:r>
+            <w:proofErr w:type="spellStart"/>
+            <w:r>
+              <w:rPr>
+                <w:sz w:val="20"/>
+                <w:szCs w:val="20"/>
+              </w:rPr>
+              <w:t>f</w:t>
             </w:r>
             <w:proofErr w:type="gramStart"/>
             <w:r>
@@ -3032,6 +3330,7 @@
               </w:rPr>
               <w:t>₁,f₂,f</w:t>
             </w:r>
+            <w:proofErr w:type="spellEnd"/>
             <w:proofErr w:type="gramEnd"/>
             <w:r>
               <w:rPr>
@@ -3076,12 +3375,6 @@
         </w:tc>
       </w:tr>
       <w:tr>
-        <w:tblPrEx>
-          <w:tblCellMar>
-            <w:top w:w="0" w:type="dxa"/>
-            <w:bottom w:w="0" w:type="dxa"/>
-          </w:tblCellMar>
-        </w:tblPrEx>
         <w:tc>
           <w:tcPr>
             <w:tcW w:w="1200" w:type="dxa"/>
@@ -3187,12 +3480,6 @@
         </w:tc>
       </w:tr>
       <w:tr>
-        <w:tblPrEx>
-          <w:tblCellMar>
-            <w:top w:w="0" w:type="dxa"/>
-            <w:bottom w:w="0" w:type="dxa"/>
-          </w:tblCellMar>
-        </w:tblPrEx>
         <w:tc>
           <w:tcPr>
             <w:tcW w:w="1200" w:type="dxa"/>
@@ -3246,6 +3533,7 @@
               </w:rPr>
               <w:t>T(</w:t>
             </w:r>
+            <w:proofErr w:type="spellStart"/>
             <w:proofErr w:type="gramStart"/>
             <w:r>
               <w:rPr>
@@ -3254,6 +3542,7 @@
               </w:rPr>
               <w:t>x,y</w:t>
             </w:r>
+            <w:proofErr w:type="spellEnd"/>
             <w:proofErr w:type="gramEnd"/>
             <w:r>
               <w:rPr>
@@ -3362,12 +3651,6 @@
         </w:tc>
       </w:tr>
       <w:tr>
-        <w:tblPrEx>
-          <w:tblCellMar>
-            <w:top w:w="0" w:type="dxa"/>
-            <w:bottom w:w="0" w:type="dxa"/>
-          </w:tblCellMar>
-        </w:tblPrEx>
         <w:tc>
           <w:tcPr>
             <w:tcW w:w="1200" w:type="dxa"/>
@@ -3473,12 +3756,6 @@
         </w:tc>
       </w:tr>
       <w:tr>
-        <w:tblPrEx>
-          <w:tblCellMar>
-            <w:top w:w="0" w:type="dxa"/>
-            <w:bottom w:w="0" w:type="dxa"/>
-          </w:tblCellMar>
-        </w:tblPrEx>
         <w:tc>
           <w:tcPr>
             <w:tcW w:w="1200" w:type="dxa"/>
@@ -3568,12 +3845,6 @@
         </w:tc>
       </w:tr>
       <w:tr>
-        <w:tblPrEx>
-          <w:tblCellMar>
-            <w:top w:w="0" w:type="dxa"/>
-            <w:bottom w:w="0" w:type="dxa"/>
-          </w:tblCellMar>
-        </w:tblPrEx>
         <w:tc>
           <w:tcPr>
             <w:tcW w:w="1200" w:type="dxa"/>
@@ -3679,12 +3950,6 @@
         </w:tc>
       </w:tr>
       <w:tr>
-        <w:tblPrEx>
-          <w:tblCellMar>
-            <w:top w:w="0" w:type="dxa"/>
-            <w:bottom w:w="0" w:type="dxa"/>
-          </w:tblCellMar>
-        </w:tblPrEx>
         <w:tc>
           <w:tcPr>
             <w:tcW w:w="1200" w:type="dxa"/>
@@ -3738,6 +4003,7 @@
               </w:rPr>
               <w:t xml:space="preserve">BL group order 32, three generators </w:t>
             </w:r>
+            <w:proofErr w:type="spellStart"/>
             <w:proofErr w:type="gramStart"/>
             <w:r>
               <w:rPr>
@@ -3754,6 +4020,7 @@
               </w:rPr>
               <w:t>,c</w:t>
             </w:r>
+            <w:proofErr w:type="spellEnd"/>
           </w:p>
         </w:tc>
         <w:tc>
@@ -3826,12 +4093,6 @@
         <w:gridCol w:w="1800"/>
       </w:tblGrid>
       <w:tr>
-        <w:tblPrEx>
-          <w:tblCellMar>
-            <w:top w:w="0" w:type="dxa"/>
-            <w:bottom w:w="0" w:type="dxa"/>
-          </w:tblCellMar>
-        </w:tblPrEx>
         <w:tc>
           <w:tcPr>
             <w:tcW w:w="1200" w:type="dxa"/>
@@ -3953,12 +4214,6 @@
         </w:tc>
       </w:tr>
       <w:tr>
-        <w:tblPrEx>
-          <w:tblCellMar>
-            <w:top w:w="0" w:type="dxa"/>
-            <w:bottom w:w="0" w:type="dxa"/>
-          </w:tblCellMar>
-        </w:tblPrEx>
         <w:tc>
           <w:tcPr>
             <w:tcW w:w="1200" w:type="dxa"/>
@@ -4080,12 +4335,6 @@
         </w:tc>
       </w:tr>
       <w:tr>
-        <w:tblPrEx>
-          <w:tblCellMar>
-            <w:top w:w="0" w:type="dxa"/>
-            <w:bottom w:w="0" w:type="dxa"/>
-          </w:tblCellMar>
-        </w:tblPrEx>
         <w:tc>
           <w:tcPr>
             <w:tcW w:w="1200" w:type="dxa"/>
@@ -4175,12 +4424,6 @@
         </w:tc>
       </w:tr>
       <w:tr>
-        <w:tblPrEx>
-          <w:tblCellMar>
-            <w:top w:w="0" w:type="dxa"/>
-            <w:bottom w:w="0" w:type="dxa"/>
-          </w:tblCellMar>
-        </w:tblPrEx>
         <w:tc>
           <w:tcPr>
             <w:tcW w:w="1200" w:type="dxa"/>
@@ -4270,12 +4513,6 @@
         </w:tc>
       </w:tr>
       <w:tr>
-        <w:tblPrEx>
-          <w:tblCellMar>
-            <w:top w:w="0" w:type="dxa"/>
-            <w:bottom w:w="0" w:type="dxa"/>
-          </w:tblCellMar>
-        </w:tblPrEx>
         <w:tc>
           <w:tcPr>
             <w:tcW w:w="1200" w:type="dxa"/>
@@ -4365,12 +4602,6 @@
         </w:tc>
       </w:tr>
       <w:tr>
-        <w:tblPrEx>
-          <w:tblCellMar>
-            <w:top w:w="0" w:type="dxa"/>
-            <w:bottom w:w="0" w:type="dxa"/>
-          </w:tblCellMar>
-        </w:tblPrEx>
         <w:tc>
           <w:tcPr>
             <w:tcW w:w="1200" w:type="dxa"/>
@@ -4460,12 +4691,6 @@
         </w:tc>
       </w:tr>
       <w:tr>
-        <w:tblPrEx>
-          <w:tblCellMar>
-            <w:top w:w="0" w:type="dxa"/>
-            <w:bottom w:w="0" w:type="dxa"/>
-          </w:tblCellMar>
-        </w:tblPrEx>
         <w:tc>
           <w:tcPr>
             <w:tcW w:w="1200" w:type="dxa"/>
@@ -4571,12 +4796,6 @@
         </w:tc>
       </w:tr>
       <w:tr>
-        <w:tblPrEx>
-          <w:tblCellMar>
-            <w:top w:w="0" w:type="dxa"/>
-            <w:bottom w:w="0" w:type="dxa"/>
-          </w:tblCellMar>
-        </w:tblPrEx>
         <w:tc>
           <w:tcPr>
             <w:tcW w:w="1200" w:type="dxa"/>
@@ -4698,12 +4917,6 @@
         </w:tc>
       </w:tr>
       <w:tr>
-        <w:tblPrEx>
-          <w:tblCellMar>
-            <w:top w:w="0" w:type="dxa"/>
-            <w:bottom w:w="0" w:type="dxa"/>
-          </w:tblCellMar>
-        </w:tblPrEx>
         <w:tc>
           <w:tcPr>
             <w:tcW w:w="1200" w:type="dxa"/>
@@ -4755,7 +4968,23 @@
                 <w:sz w:val="20"/>
                 <w:szCs w:val="20"/>
               </w:rPr>
-              <w:t>Torus excluded Klein bottle by symplectic property of ω</w:t>
+              <w:t xml:space="preserve">Torus excluded Klein bottle by </w:t>
+            </w:r>
+            <w:proofErr w:type="spellStart"/>
+            <w:r>
+              <w:rPr>
+                <w:sz w:val="20"/>
+                <w:szCs w:val="20"/>
+              </w:rPr>
+              <w:t>symplectic</w:t>
+            </w:r>
+            <w:proofErr w:type="spellEnd"/>
+            <w:r>
+              <w:rPr>
+                <w:sz w:val="20"/>
+                <w:szCs w:val="20"/>
+              </w:rPr>
+              <w:t xml:space="preserve"> property of ω</w:t>
             </w:r>
           </w:p>
         </w:tc>
@@ -4793,12 +5022,6 @@
         </w:tc>
       </w:tr>
       <w:tr>
-        <w:tblPrEx>
-          <w:tblCellMar>
-            <w:top w:w="0" w:type="dxa"/>
-            <w:bottom w:w="0" w:type="dxa"/>
-          </w:tblCellMar>
-        </w:tblPrEx>
         <w:tc>
           <w:tcPr>
             <w:tcW w:w="1200" w:type="dxa"/>
@@ -4904,12 +5127,6 @@
         </w:tc>
       </w:tr>
       <w:tr>
-        <w:tblPrEx>
-          <w:tblCellMar>
-            <w:top w:w="0" w:type="dxa"/>
-            <w:bottom w:w="0" w:type="dxa"/>
-          </w:tblCellMar>
-        </w:tblPrEx>
         <w:tc>
           <w:tcPr>
             <w:tcW w:w="1200" w:type="dxa"/>
@@ -5051,12 +5268,6 @@
         <w:gridCol w:w="1800"/>
       </w:tblGrid>
       <w:tr>
-        <w:tblPrEx>
-          <w:tblCellMar>
-            <w:top w:w="0" w:type="dxa"/>
-            <w:bottom w:w="0" w:type="dxa"/>
-          </w:tblCellMar>
-        </w:tblPrEx>
         <w:tc>
           <w:tcPr>
             <w:tcW w:w="1200" w:type="dxa"/>
@@ -5140,7 +5351,15 @@
                 <w:sz w:val="20"/>
                 <w:szCs w:val="20"/>
               </w:rPr>
-              <w:t>f₂, T(k</w:t>
+              <w:t>f₂, T(</w:t>
+            </w:r>
+            <w:proofErr w:type="spellStart"/>
+            <w:r>
+              <w:rPr>
+                <w:sz w:val="20"/>
+                <w:szCs w:val="20"/>
+              </w:rPr>
+              <w:t>k</w:t>
             </w:r>
             <w:proofErr w:type="gramStart"/>
             <w:r>
@@ -5148,7 +5367,15 @@
                 <w:sz w:val="20"/>
                 <w:szCs w:val="20"/>
               </w:rPr>
-              <w:t>₁,k₂)→</w:t>
+              <w:t>₁,k</w:t>
+            </w:r>
+            <w:proofErr w:type="spellEnd"/>
+            <w:r>
+              <w:rPr>
+                <w:sz w:val="20"/>
+                <w:szCs w:val="20"/>
+              </w:rPr>
+              <w:t>₂)→</w:t>
             </w:r>
             <w:proofErr w:type="gramEnd"/>
             <w:r>
@@ -5194,12 +5421,6 @@
         </w:tc>
       </w:tr>
       <w:tr>
-        <w:tblPrEx>
-          <w:tblCellMar>
-            <w:top w:w="0" w:type="dxa"/>
-            <w:bottom w:w="0" w:type="dxa"/>
-          </w:tblCellMar>
-        </w:tblPrEx>
         <w:tc>
           <w:tcPr>
             <w:tcW w:w="1200" w:type="dxa"/>
@@ -5289,12 +5510,6 @@
         </w:tc>
       </w:tr>
       <w:tr>
-        <w:tblPrEx>
-          <w:tblCellMar>
-            <w:top w:w="0" w:type="dxa"/>
-            <w:bottom w:w="0" w:type="dxa"/>
-          </w:tblCellMar>
-        </w:tblPrEx>
         <w:tc>
           <w:tcPr>
             <w:tcW w:w="1200" w:type="dxa"/>
@@ -5384,12 +5599,6 @@
         </w:tc>
       </w:tr>
       <w:tr>
-        <w:tblPrEx>
-          <w:tblCellMar>
-            <w:top w:w="0" w:type="dxa"/>
-            <w:bottom w:w="0" w:type="dxa"/>
-          </w:tblCellMar>
-        </w:tblPrEx>
         <w:tc>
           <w:tcPr>
             <w:tcW w:w="1200" w:type="dxa"/>
@@ -5479,12 +5688,6 @@
         </w:tc>
       </w:tr>
       <w:tr>
-        <w:tblPrEx>
-          <w:tblCellMar>
-            <w:top w:w="0" w:type="dxa"/>
-            <w:bottom w:w="0" w:type="dxa"/>
-          </w:tblCellMar>
-        </w:tblPrEx>
         <w:tc>
           <w:tcPr>
             <w:tcW w:w="1200" w:type="dxa"/>
@@ -5834,8 +6037,21 @@
         <w:spacing w:after="120" w:line="276" w:lineRule="auto"/>
       </w:pPr>
       <w:r>
-        <w:t>static_derivatives.html — Static plots of F'x and F'd</w:t>
-      </w:r>
+        <w:t xml:space="preserve">static_derivatives.html — Static plots of </w:t>
+      </w:r>
+      <w:proofErr w:type="spellStart"/>
+      <w:r>
+        <w:t>F'x</w:t>
+      </w:r>
+      <w:proofErr w:type="spellEnd"/>
+      <w:r>
+        <w:t xml:space="preserve"> and </w:t>
+      </w:r>
+      <w:proofErr w:type="spellStart"/>
+      <w:r>
+        <w:t>F'd</w:t>
+      </w:r>
+      <w:proofErr w:type="spellEnd"/>
     </w:p>
     <w:p>
       <w:pPr>
@@ -5850,7 +6066,15 @@
         <w:spacing w:after="120" w:line="276" w:lineRule="auto"/>
       </w:pPr>
       <w:r>
-        <w:t>fd_derivative_by_t.html — F'd and its t-derivative</w:t>
+        <w:t xml:space="preserve">fd_derivative_by_t.html — </w:t>
+      </w:r>
+      <w:proofErr w:type="spellStart"/>
+      <w:r>
+        <w:t>F'd</w:t>
+      </w:r>
+      <w:proofErr w:type="spellEnd"/>
+      <w:r>
+        <w:t xml:space="preserve"> and its t-derivative</w:t>
       </w:r>
     </w:p>
     <w:p>
@@ -5897,8 +6121,13 @@
       <w:pPr>
         <w:spacing w:after="120" w:line="276" w:lineRule="auto"/>
       </w:pPr>
-      <w:r>
-        <w:t>bl_visualizer.jsx — React component source for BL group visualizer</w:t>
+      <w:proofErr w:type="spellStart"/>
+      <w:r>
+        <w:t>bl_visualizer.jsx</w:t>
+      </w:r>
+      <w:proofErr w:type="spellEnd"/>
+      <w:r>
+        <w:t xml:space="preserve"> — React component source for BL group visualizer</w:t>
       </w:r>
     </w:p>
     <w:p>
@@ -5938,19 +6167,6 @@
     </w:p>
     <w:p>
       <w:pPr>
-        <w:spacing w:before="100"/>
-        <w:jc w:val="center"/>
-      </w:pPr>
-      <w:r>
-        <w:rPr>
-          <w:i/>
-          <w:iCs/>
-        </w:rPr>
-        <w:t>What is proved is proved. What is conjectured is conjectured. What is open is open.</w:t>
-      </w:r>
-    </w:p>
-    <w:p>
-      <w:pPr>
         <w:spacing w:before="200"/>
         <w:jc w:val="center"/>
       </w:pPr>
@@ -5961,7 +6177,7 @@
           <w:sz w:val="20"/>
           <w:szCs w:val="20"/>
         </w:rPr>
-        <w:t>ε + ω + P = 0     •     1 + 1 = 0     •     The King is F₂</w:t>
+        <w:t xml:space="preserve">ε + ω + P = 0    </w:t>
       </w:r>
     </w:p>
     <w:sectPr>
